--- a/doc/AI工具使用说明_2026.docx
+++ b/doc/AI工具使用说明_2026.docx
@@ -349,7 +349,7 @@
               <w:rPr>
                 <w:sz w:val="18"/>
               </w:rPr>
-              <w:t>Kiro（Claude Sonnet 4.5），IDE内置客户端，202</w:t>
+              <w:t>通义灵码，VS Code插件，2026年3月–2026年4月</w:t>
             </w:r>
             <w:r>
               <w:rPr>
@@ -357,13 +357,11 @@
                 <w:sz w:val="18"/>
                 <w:lang w:eastAsia="zh-CN"/>
               </w:rPr>
-              <w:t>6</w:t>
             </w:r>
             <w:r>
               <w:rPr>
                 <w:sz w:val="18"/>
               </w:rPr>
-              <w:t>年</w:t>
             </w:r>
             <w:r>
               <w:rPr>
@@ -371,13 +369,11 @@
                 <w:sz w:val="18"/>
                 <w:lang w:eastAsia="zh-CN"/>
               </w:rPr>
-              <w:t>3</w:t>
             </w:r>
             <w:r>
               <w:rPr>
                 <w:sz w:val="18"/>
               </w:rPr>
-              <w:t>月–2026年4月</w:t>
             </w:r>
           </w:p>
         </w:tc>
@@ -558,7 +554,7 @@
               <w:rPr>
                 <w:sz w:val="18"/>
               </w:rPr>
-              <w:t>Kiro（Claude Sonnet 4.5），IDE内置客户端，202</w:t>
+              <w:t>通义灵码，VS Code插件，2026年3月–2026年4月</w:t>
             </w:r>
             <w:r>
               <w:rPr>
@@ -566,13 +562,11 @@
                 <w:sz w:val="18"/>
                 <w:lang w:eastAsia="zh-CN"/>
               </w:rPr>
-              <w:t>6</w:t>
             </w:r>
             <w:r>
               <w:rPr>
                 <w:sz w:val="18"/>
               </w:rPr>
-              <w:t>年</w:t>
             </w:r>
             <w:r>
               <w:rPr>
@@ -580,13 +574,11 @@
                 <w:sz w:val="18"/>
                 <w:lang w:eastAsia="zh-CN"/>
               </w:rPr>
-              <w:t>3</w:t>
             </w:r>
             <w:r>
               <w:rPr>
                 <w:sz w:val="18"/>
               </w:rPr>
-              <w:t>月–2026年4月</w:t>
             </w:r>
           </w:p>
         </w:tc>
@@ -1334,7 +1326,7 @@
               <w:rPr>
                 <w:sz w:val="18"/>
               </w:rPr>
-              <w:t>Kiro（Claude Sonnet 4.5），IDE内置客户端，2026年2月–2026年4月</w:t>
+              <w:t>通义灵码，VS Code插件，2026年2月–2026年4月</w:t>
             </w:r>
           </w:p>
         </w:tc>
@@ -1508,7 +1500,7 @@
               <w:rPr>
                 <w:sz w:val="18"/>
               </w:rPr>
-              <w:t>Kiro（Claude Sonnet 4.5），IDE内置客户端，2026年3月–2026年4月</w:t>
+              <w:t>通义灵码，VS Code插件，2026年3月–2026年4月</w:t>
             </w:r>
           </w:p>
         </w:tc>
@@ -1833,7 +1825,7 @@
               <w:rPr>
                 <w:sz w:val="18"/>
               </w:rPr>
-              <w:t>Kiro（Claude Sonnet 4.5），IDE内置客户端，2026年3月–2026年4月</w:t>
+              <w:t>通义灵码，VS Code插件，2026年3月–2026年4月</w:t>
             </w:r>
           </w:p>
         </w:tc>
@@ -2105,21 +2097,19 @@
         <w:rPr>
           <w:lang w:eastAsia="zh-CN"/>
         </w:rPr>
-        <w:t>3. AI回复的关键内容佐证材料，需作为本文档的附录2给出，包括但不限于：（1）关键操作截图（</w:t>
+        <w:t>3. AI回复的关键内容佐证材料，需作为本文档的附录2给出，包括但不限于：（1）关键操作截图（含时间戳，需清晰可辨）；（2）交互录屏视频（时长≤5分钟，需标注使用节点，文档为MP4格式，命名格式：AI_使用序号_作品编号.mp4）；（3）代码注释中标明AI辅助部分（如：// AI辅助生成：通义灵码, 2026-03-15）</w:t>
       </w:r>
       <w:proofErr w:type="gramStart"/>
       <w:r>
         <w:rPr>
           <w:lang w:eastAsia="zh-CN"/>
         </w:rPr>
-        <w:t>含时间戳</w:t>
       </w:r>
       <w:proofErr w:type="gramEnd"/>
       <w:r>
         <w:rPr>
           <w:lang w:eastAsia="zh-CN"/>
         </w:rPr>
-        <w:t>，需清晰可辨）；（2）交互录屏视频（时长≤5分钟，需标注使用节点，文档为MP4格式，命名格式：AI_使用序号_作品编号.mp4）；（3）代码注释中标明AI辅助部分（如：// AI辅助生成：Kiro-Claude, 2026-03-15）</w:t>
       </w:r>
     </w:p>
     <w:p>

--- a/doc/AI工具使用说明_2026.docx
+++ b/doc/AI工具使用说明_2026.docx
@@ -956,21 +956,19 @@
               <w:rPr>
                 <w:sz w:val="18"/>
               </w:rPr>
-              <w:t>Qwen2.5-VL-7B-Instruct，API</w:t>
+              <w:t>PaddlePaddle/PaddleOCR-VL-1.5，API调用（SiliconFlow平台），2026年3月–2026年4月</w:t>
             </w:r>
             <w:proofErr w:type="spellStart"/>
             <w:r>
               <w:rPr>
                 <w:sz w:val="18"/>
               </w:rPr>
-              <w:t>调用（SiliconFlow平台</w:t>
             </w:r>
             <w:proofErr w:type="spellEnd"/>
             <w:r>
               <w:rPr>
                 <w:sz w:val="18"/>
               </w:rPr>
-              <w:t>），2026年</w:t>
             </w:r>
             <w:r>
               <w:rPr>
@@ -978,13 +976,11 @@
                 <w:sz w:val="18"/>
                 <w:lang w:eastAsia="zh-CN"/>
               </w:rPr>
-              <w:t>3</w:t>
             </w:r>
             <w:r>
               <w:rPr>
                 <w:sz w:val="18"/>
               </w:rPr>
-              <w:t>月–2026年4月</w:t>
             </w:r>
           </w:p>
         </w:tc>
